--- a/milestones/milestone_2/milestone_2_proposal.docx
+++ b/milestones/milestone_2/milestone_2_proposal.docx
@@ -284,13 +284,7 @@
         <w:rPr>
           <w:rFonts w:ascii="Times New Roman" w:hAnsi="Times New Roman" w:cs="Times New Roman"/>
         </w:rPr>
-        <w:t>Logistic regression is chosen for its interpretability</w:t>
-      </w:r>
-      <w:r>
-        <w:rPr>
-          <w:rFonts w:ascii="Times New Roman" w:hAnsi="Times New Roman" w:cs="Times New Roman"/>
-        </w:rPr>
-        <w:t>.</w:t>
+        <w:t>Logistic regression is chosen for its interpretability, which is appropriate for a fairness auditing context where understanding model behaviour matters more than predictive accuracy.</w:t>
       </w:r>
     </w:p>
     <w:p>
@@ -387,13 +381,7 @@
         <w:rPr>
           <w:rFonts w:ascii="Times New Roman" w:hAnsi="Times New Roman" w:cs="Times New Roman"/>
         </w:rPr>
-        <w:t xml:space="preserve"> </w:t>
-      </w:r>
-      <w:r>
-        <w:rPr>
-          <w:rFonts w:ascii="Times New Roman" w:hAnsi="Times New Roman" w:cs="Times New Roman"/>
-        </w:rPr>
-        <w:t>Change-point detection is used as the statistical framework for the smoke alarm because it is specifically designed to identify when a time series undergoes a structural shift, making it well-suited to detecting fairness drift in a post-deployment monitoring context.</w:t>
+        <w:t xml:space="preserve"> Change-point detection is used as the statistical framework for the smoke alarm because it is specifically designed to identify when a time series undergoes a structural shift, making it well-suited to detecting fairness drift in a post-deployment monitoring context.</w:t>
       </w:r>
     </w:p>
     <w:p>
@@ -490,12 +478,6 @@
         <w:gridCol w:w="4526"/>
       </w:tblGrid>
       <w:tr>
-        <w:tblPrEx>
-          <w:tblCellMar>
-            <w:top w:w="0" w:type="dxa"/>
-            <w:bottom w:w="0" w:type="dxa"/>
-          </w:tblCellMar>
-        </w:tblPrEx>
         <w:tc>
           <w:tcPr>
             <w:tcW w:w="2000" w:type="dxa"/>
@@ -597,12 +579,6 @@
         </w:tc>
       </w:tr>
       <w:tr>
-        <w:tblPrEx>
-          <w:tblCellMar>
-            <w:top w:w="0" w:type="dxa"/>
-            <w:bottom w:w="0" w:type="dxa"/>
-          </w:tblCellMar>
-        </w:tblPrEx>
         <w:tc>
           <w:tcPr>
             <w:tcW w:w="2000" w:type="dxa"/>
@@ -695,12 +671,6 @@
         </w:tc>
       </w:tr>
       <w:tr>
-        <w:tblPrEx>
-          <w:tblCellMar>
-            <w:top w:w="0" w:type="dxa"/>
-            <w:bottom w:w="0" w:type="dxa"/>
-          </w:tblCellMar>
-        </w:tblPrEx>
         <w:tc>
           <w:tcPr>
             <w:tcW w:w="2000" w:type="dxa"/>
@@ -793,12 +763,6 @@
         </w:tc>
       </w:tr>
       <w:tr>
-        <w:tblPrEx>
-          <w:tblCellMar>
-            <w:top w:w="0" w:type="dxa"/>
-            <w:bottom w:w="0" w:type="dxa"/>
-          </w:tblCellMar>
-        </w:tblPrEx>
         <w:tc>
           <w:tcPr>
             <w:tcW w:w="2000" w:type="dxa"/>
@@ -891,12 +855,6 @@
         </w:tc>
       </w:tr>
       <w:tr>
-        <w:tblPrEx>
-          <w:tblCellMar>
-            <w:top w:w="0" w:type="dxa"/>
-            <w:bottom w:w="0" w:type="dxa"/>
-          </w:tblCellMar>
-        </w:tblPrEx>
         <w:tc>
           <w:tcPr>
             <w:tcW w:w="2000" w:type="dxa"/>
@@ -989,12 +947,6 @@
         </w:tc>
       </w:tr>
       <w:tr>
-        <w:tblPrEx>
-          <w:tblCellMar>
-            <w:top w:w="0" w:type="dxa"/>
-            <w:bottom w:w="0" w:type="dxa"/>
-          </w:tblCellMar>
-        </w:tblPrEx>
         <w:tc>
           <w:tcPr>
             <w:tcW w:w="2000" w:type="dxa"/>
@@ -1114,14 +1066,7 @@
           <w:rFonts w:ascii="Times New Roman" w:hAnsi="Times New Roman" w:cs="Times New Roman"/>
           <w:u w:val="single"/>
         </w:rPr>
-        <w:t xml:space="preserve">. </w:t>
-      </w:r>
-      <w:r>
-        <w:rPr>
-          <w:rFonts w:ascii="Times New Roman" w:hAnsi="Times New Roman" w:cs="Times New Roman"/>
-          <w:u w:val="single"/>
-        </w:rPr>
-        <w:t>Literature Review</w:t>
+        <w:t>. Literature Review</w:t>
       </w:r>
     </w:p>
     <w:p>
@@ -1336,71 +1281,57 @@
           <w:rFonts w:ascii="Times New Roman" w:hAnsi="Times New Roman" w:cs="Times New Roman"/>
           <w:u w:val="single"/>
         </w:rPr>
-        <w:t xml:space="preserve">. </w:t>
-      </w:r>
-      <w:r>
+        <w:t>. Data</w:t>
+      </w:r>
+    </w:p>
+    <w:p>
+      <w:pPr>
+        <w:rPr>
+          <w:rFonts w:ascii="Times New Roman" w:hAnsi="Times New Roman" w:cs="Times New Roman"/>
+        </w:rPr>
+      </w:pPr>
+    </w:p>
+    <w:p>
+      <w:pPr>
+        <w:rPr>
+          <w:rFonts w:ascii="Times New Roman" w:hAnsi="Times New Roman" w:cs="Times New Roman"/>
+        </w:rPr>
+      </w:pPr>
+      <w:r>
+        <w:rPr>
+          <w:rFonts w:ascii="Times New Roman" w:hAnsi="Times New Roman" w:cs="Times New Roman"/>
+        </w:rPr>
+        <w:t>The data used in this dissertation are the publicly available HMDA California loan application records for 2007-2017, obtained from the Consumer Financial Protection Bureau. Data acquisition, cleaning, and exploratory analysis are documented in detail in Milestone 1. The pre-deployment model has been trained on 2007 data and fairness metrics have been constructed, meaning the project is already underway with no outstanding data access concerns.</w:t>
+      </w:r>
+    </w:p>
+    <w:p>
+      <w:pPr>
+        <w:rPr>
+          <w:rFonts w:ascii="Times New Roman" w:hAnsi="Times New Roman" w:cs="Times New Roman"/>
+        </w:rPr>
+      </w:pPr>
+    </w:p>
+    <w:p>
+      <w:pPr>
+        <w:pStyle w:val="Heading2"/>
         <w:rPr>
           <w:rFonts w:ascii="Times New Roman" w:hAnsi="Times New Roman" w:cs="Times New Roman"/>
           <w:u w:val="single"/>
         </w:rPr>
-        <w:t>Data</w:t>
-      </w:r>
-    </w:p>
-    <w:p>
-      <w:pPr>
-        <w:rPr>
-          <w:rFonts w:ascii="Times New Roman" w:hAnsi="Times New Roman" w:cs="Times New Roman"/>
-        </w:rPr>
-      </w:pPr>
-    </w:p>
-    <w:p>
-      <w:pPr>
-        <w:rPr>
-          <w:rFonts w:ascii="Times New Roman" w:hAnsi="Times New Roman" w:cs="Times New Roman"/>
-        </w:rPr>
-      </w:pPr>
-      <w:r>
-        <w:rPr>
-          <w:rFonts w:ascii="Times New Roman" w:hAnsi="Times New Roman" w:cs="Times New Roman"/>
-        </w:rPr>
-        <w:t>The data used in this dissertation are the publicly available HMDA California loan application records for 2007-2017, obtained from the Consumer Financial Protection Bureau. Data acquisition, cleaning, and exploratory analysis are documented in detail in Milestone 1. The pre-deployment model has been trained on 2007 data and fairness metrics have been constructed, meaning the project is already underway with no outstanding data access concerns.</w:t>
-      </w:r>
-    </w:p>
-    <w:p>
-      <w:pPr>
-        <w:rPr>
-          <w:rFonts w:ascii="Times New Roman" w:hAnsi="Times New Roman" w:cs="Times New Roman"/>
-        </w:rPr>
-      </w:pPr>
-    </w:p>
-    <w:p>
-      <w:pPr>
-        <w:pStyle w:val="Heading2"/>
+      </w:pPr>
+      <w:r>
         <w:rPr>
           <w:rFonts w:ascii="Times New Roman" w:hAnsi="Times New Roman" w:cs="Times New Roman"/>
           <w:u w:val="single"/>
         </w:rPr>
-      </w:pPr>
+        <w:t>5</w:t>
+      </w:r>
       <w:r>
         <w:rPr>
           <w:rFonts w:ascii="Times New Roman" w:hAnsi="Times New Roman" w:cs="Times New Roman"/>
           <w:u w:val="single"/>
         </w:rPr>
-        <w:t>5</w:t>
-      </w:r>
-      <w:r>
-        <w:rPr>
-          <w:rFonts w:ascii="Times New Roman" w:hAnsi="Times New Roman" w:cs="Times New Roman"/>
-          <w:u w:val="single"/>
-        </w:rPr>
-        <w:t xml:space="preserve">. </w:t>
-      </w:r>
-      <w:r>
-        <w:rPr>
-          <w:rFonts w:ascii="Times New Roman" w:hAnsi="Times New Roman" w:cs="Times New Roman"/>
-          <w:u w:val="single"/>
-        </w:rPr>
-        <w:t>Ethics</w:t>
+        <w:t>. Ethics</w:t>
       </w:r>
     </w:p>
     <w:p>
@@ -1586,14 +1517,7 @@
           <w:rFonts w:ascii="Times New Roman" w:hAnsi="Times New Roman" w:cs="Times New Roman"/>
           <w:u w:val="single"/>
         </w:rPr>
-        <w:t xml:space="preserve">. </w:t>
-      </w:r>
-      <w:r>
-        <w:rPr>
-          <w:rFonts w:ascii="Times New Roman" w:hAnsi="Times New Roman" w:cs="Times New Roman"/>
-          <w:u w:val="single"/>
-        </w:rPr>
-        <w:t>Limitations</w:t>
+        <w:t>. Limitations</w:t>
       </w:r>
     </w:p>
     <w:p>
@@ -1872,7 +1796,21 @@
         <w:rPr>
           <w:rFonts w:ascii="Times New Roman" w:hAnsi="Times New Roman" w:cs="Times New Roman"/>
         </w:rPr>
-        <w:t xml:space="preserve">Davis SE, Dorn C, Park DJ, Matheny ME. Emerging algorithmic bias: fairness drift as the next dimension of model maintenance and sustainability. J Am Med Inform Assoc. 2025 May 1;32(5):845-854. </w:t>
+        <w:t xml:space="preserve">Davis, S.E., Dorn, C., Park, D.J. and Matheny, M.E. (2025) 'Emerging algorithmic bias: fairness drift as the next dimension of model maintenance and sustainability', </w:t>
+      </w:r>
+      <w:r>
+        <w:rPr>
+          <w:rFonts w:ascii="Times New Roman" w:hAnsi="Times New Roman" w:cs="Times New Roman"/>
+          <w:i/>
+          <w:iCs/>
+        </w:rPr>
+        <w:t>Journal of the American Medical Informatics Association</w:t>
+      </w:r>
+      <w:r>
+        <w:rPr>
+          <w:rFonts w:ascii="Times New Roman" w:hAnsi="Times New Roman" w:cs="Times New Roman"/>
+        </w:rPr>
+        <w:t xml:space="preserve">, 32(5), pp. 845–854. </w:t>
       </w:r>
       <w:proofErr w:type="spellStart"/>
       <w:r>
@@ -1900,7 +1838,13 @@
         <w:rPr>
           <w:rFonts w:ascii="Times New Roman" w:hAnsi="Times New Roman" w:cs="Times New Roman"/>
         </w:rPr>
-        <w:t>/ocaf039. PMID: 40079820; PMCID: PMC12012346.</w:t>
+        <w:t>/ocaf039</w:t>
+      </w:r>
+      <w:r>
+        <w:rPr>
+          <w:rFonts w:ascii="Times New Roman" w:hAnsi="Times New Roman" w:cs="Times New Roman"/>
+        </w:rPr>
+        <w:t>.</w:t>
       </w:r>
     </w:p>
     <w:p>
@@ -1989,6 +1933,25 @@
           <w:t>https://arxiv.org/abs/2501.01665</w:t>
         </w:r>
       </w:hyperlink>
+      <w:r>
+        <w:rPr>
+          <w:rStyle w:val="Hyperlink"/>
+          <w:rFonts w:ascii="Times New Roman" w:hAnsi="Times New Roman" w:cs="Times New Roman"/>
+        </w:rPr>
+        <w:t xml:space="preserve"> </w:t>
+      </w:r>
+      <w:r>
+        <w:rPr>
+          <w:rFonts w:ascii="Times New Roman" w:hAnsi="Times New Roman" w:cs="Times New Roman"/>
+        </w:rPr>
+        <w:t>(Accessed: 25 June 2026)</w:t>
+      </w:r>
+      <w:r>
+        <w:rPr>
+          <w:rFonts w:ascii="Times New Roman" w:hAnsi="Times New Roman" w:cs="Times New Roman"/>
+        </w:rPr>
+        <w:t>.</w:t>
+      </w:r>
     </w:p>
     <w:p>
       <w:pPr>
@@ -2048,8 +2011,9 @@
       </w:hyperlink>
     </w:p>
     <w:sectPr>
-      <w:footerReference w:type="even" r:id="rId10"/>
-      <w:footerReference w:type="default" r:id="rId11"/>
+      <w:headerReference w:type="default" r:id="rId10"/>
+      <w:footerReference w:type="even" r:id="rId11"/>
+      <w:footerReference w:type="default" r:id="rId12"/>
       <w:pgSz w:w="11906" w:h="16838"/>
       <w:pgMar w:top="1134" w:right="1134" w:bottom="1134" w:left="1134" w:header="709" w:footer="709" w:gutter="0"/>
       <w:cols w:space="720"/>
@@ -2212,6 +2176,19 @@
     </w:p>
   </w:footnote>
 </w:footnotes>
+</file>
+
+<file path=word/header1.xml><?xml version="1.0" encoding="utf-8"?>
+<w:hdr xmlns:wpc="http://schemas.microsoft.com/office/word/2010/wordprocessingCanvas" xmlns:cx="http://schemas.microsoft.com/office/drawing/2014/chartex" xmlns:cx1="http://schemas.microsoft.com/office/drawing/2015/9/8/chartex" xmlns:cx2="http://schemas.microsoft.com/office/drawing/2015/10/21/chartex" xmlns:cx3="http://schemas.microsoft.com/office/drawing/2016/5/9/chartex" xmlns:cx4="http://schemas.microsoft.com/office/drawing/2016/5/10/chartex" xmlns:cx5="http://schemas.microsoft.com/office/drawing/2016/5/11/chartex" xmlns:cx6="http://schemas.microsoft.com/office/drawing/2016/5/12/chartex" xmlns:cx7="http://schemas.microsoft.com/office/drawing/2016/5/13/chartex" xmlns:cx8="http://schemas.microsoft.com/office/drawing/2016/5/14/chartex" xmlns:mc="http://schemas.openxmlformats.org/markup-compatibility/2006" xmlns:aink="http://schemas.microsoft.com/office/drawing/2016/ink" xmlns:am3d="http://schemas.microsoft.com/office/drawing/2017/model3d" xmlns:o="urn:schemas-microsoft-com:office:office" xmlns:oel="http://schemas.microsoft.com/office/2019/extlst" xmlns:r="http://schemas.openxmlformats.org/officeDocument/2006/relationships" xmlns:m="http://schemas.openxmlformats.org/officeDocument/2006/math" xmlns:v="urn:schemas-microsoft-com:vml" xmlns:wp14="http://schemas.microsoft.com/office/word/2010/wordprocessingDrawing" xmlns:wp="http://schemas.openxmlformats.org/drawingml/2006/wordprocessingDrawing" xmlns:w10="urn:schemas-microsoft-com:office:word" xmlns:w="http://schemas.openxmlformats.org/wordprocessingml/2006/main" xmlns:w14="http://schemas.microsoft.com/office/word/2010/wordml" xmlns:w15="http://schemas.microsoft.com/office/word/2012/wordml" xmlns:w16cex="http://schemas.microsoft.com/office/word/2018/wordml/cex" xmlns:w16cid="http://schemas.microsoft.com/office/word/2016/wordml/cid" xmlns:w16="http://schemas.microsoft.com/office/word/2018/wordml" xmlns:w16du="http://schemas.microsoft.com/office/word/2023/wordml/word16du" xmlns:w16sdtdh="http://schemas.microsoft.com/office/word/2020/wordml/sdtdatahash" xmlns:w16se="http://schemas.microsoft.com/office/word/2015/wordml/symex" xmlns:wpg="http://schemas.microsoft.com/office/word/2010/wordprocessingGroup" xmlns:wpi="http://schemas.microsoft.com/office/word/2010/wordprocessingInk" xmlns:wne="http://schemas.microsoft.com/office/word/2006/wordml" xmlns:wps="http://schemas.microsoft.com/office/word/2010/wordprocessingShape" mc:Ignorable="w14 w15 w16se w16cid w16 w16cex w16sdtdh w16du wp14">
+  <w:p>
+    <w:pPr>
+      <w:pStyle w:val="Header"/>
+    </w:pPr>
+    <w:r>
+      <w:t>CID: 06026467</w:t>
+    </w:r>
+  </w:p>
+</w:hdr>
 </file>
 
 <file path=word/numbering.xml><?xml version="1.0" encoding="utf-8"?>
